--- a/Rapport_Pathfinding_CMI.docx
+++ b/Rapport_Pathfinding_CMI.docx
@@ -6,11 +6,6 @@
       <w:pPr>
         <w:spacing w:before="1440" w:after="240"/>
         <w:jc w:val="center"/>
-        <w:rPr>
-          <w:lang w:val="en-US"/>
-        </w:rPr>
-      </w:pPr>
-      <w:r>
         <w:rPr>
           <w:b/>
           <w:bCs/>
@@ -19,7 +14,17 @@
           <w:szCs w:val="52"/>
           <w:lang w:val="en-US"/>
         </w:rPr>
-        <w:t>CMI Semester Project Report</w:t>
+      </w:pPr>
+      <w:r>
+        <w:rPr>
+          <w:b/>
+          <w:bCs/>
+          <w:color w:val="1565C0"/>
+          <w:sz w:val="52"/>
+          <w:szCs w:val="52"/>
+          <w:lang w:val="en-US"/>
+        </w:rPr>
+        <w:t>Semester Project Report</w:t>
       </w:r>
     </w:p>
     <w:p>
@@ -56,7 +61,47 @@
           <w:color w:val="555555"/>
           <w:lang w:val="en-US"/>
         </w:rPr>
-        <w:t>Three-Tier Architecture  •  Informed Search  •  Python Implementation</w:t>
+        <w:t xml:space="preserve">Three-Tier </w:t>
+      </w:r>
+      <w:proofErr w:type="gramStart"/>
+      <w:r>
+        <w:rPr>
+          <w:i/>
+          <w:iCs/>
+          <w:color w:val="555555"/>
+          <w:lang w:val="en-US"/>
+        </w:rPr>
+        <w:t>Architecture  •</w:t>
+      </w:r>
+      <w:proofErr w:type="gramEnd"/>
+      <w:r>
+        <w:rPr>
+          <w:i/>
+          <w:iCs/>
+          <w:color w:val="555555"/>
+          <w:lang w:val="en-US"/>
+        </w:rPr>
+        <w:t xml:space="preserve">  Informed </w:t>
+      </w:r>
+      <w:proofErr w:type="gramStart"/>
+      <w:r>
+        <w:rPr>
+          <w:i/>
+          <w:iCs/>
+          <w:color w:val="555555"/>
+          <w:lang w:val="en-US"/>
+        </w:rPr>
+        <w:t>Search  •</w:t>
+      </w:r>
+      <w:proofErr w:type="gramEnd"/>
+      <w:r>
+        <w:rPr>
+          <w:i/>
+          <w:iCs/>
+          <w:color w:val="555555"/>
+          <w:lang w:val="en-US"/>
+        </w:rPr>
+        <w:t xml:space="preserve">  Python Implementation</w:t>
       </w:r>
     </w:p>
     <w:p>
@@ -75,6 +120,14 @@
         </w:rPr>
         <w:t xml:space="preserve">Git repository: </w:t>
       </w:r>
+      <w:r>
+        <w:rPr>
+          <w:b/>
+          <w:bCs/>
+          <w:lang w:val="en-US"/>
+        </w:rPr>
+        <w:t>https://github.com/LeGrandUndead/pathfinding-agent</w:t>
+      </w:r>
     </w:p>
     <w:p>
       <w:pPr>
@@ -130,7 +183,21 @@
         <w:rPr>
           <w:lang w:val="en-US"/>
         </w:rPr>
-        <w:t>The first algorithm is A* (pronounced "A-star"), an informed search strategy introduced by Hart, Nilsson, and Raphael in 1968. A* guides its search using a domain-specific heuristic function h(n) that estimates the remaining cost to the goal, allowing it to focus exploration toward promising regions of the state space. The second algorithm is Breadth-First Search (BFS), a classical uninformed strategy that systematically expands nodes level by level with no knowledge of the goal's location.</w:t>
+        <w:t xml:space="preserve">The first algorithm is A* (pronounced "A-star"), an informed search strategy introduced by Hart, Nilsson, and Raphael in 1968. A* guides its search using a domain-specific heuristic function h(n) that estimates the remaining cost to the goal, allowing it to focus exploration </w:t>
+      </w:r>
+      <w:proofErr w:type="gramStart"/>
+      <w:r>
+        <w:rPr>
+          <w:lang w:val="en-US"/>
+        </w:rPr>
+        <w:t>toward</w:t>
+      </w:r>
+      <w:proofErr w:type="gramEnd"/>
+      <w:r>
+        <w:rPr>
+          <w:lang w:val="en-US"/>
+        </w:rPr>
+        <w:t xml:space="preserve"> promising regions of the state space. The second algorithm is Breadth-First Search (BFS), a classical uninformed strategy that systematically expands nodes level by level with no knowledge of the goal's location.</w:t>
       </w:r>
     </w:p>
     <w:p>
@@ -271,12 +338,6 @@
         <w:gridCol w:w="7160"/>
       </w:tblGrid>
       <w:tr>
-        <w:tblPrEx>
-          <w:tblCellMar>
-            <w:top w:w="0" w:type="dxa"/>
-            <w:bottom w:w="0" w:type="dxa"/>
-          </w:tblCellMar>
-        </w:tblPrEx>
         <w:tc>
           <w:tcPr>
             <w:tcW w:w="2200" w:type="dxa"/>
@@ -349,12 +410,6 @@
         </w:tc>
       </w:tr>
       <w:tr>
-        <w:tblPrEx>
-          <w:tblCellMar>
-            <w:top w:w="0" w:type="dxa"/>
-            <w:bottom w:w="0" w:type="dxa"/>
-          </w:tblCellMar>
-        </w:tblPrEx>
         <w:tc>
           <w:tcPr>
             <w:tcW w:w="2200" w:type="dxa"/>
@@ -415,18 +470,32 @@
                 <w:szCs w:val="20"/>
                 <w:lang w:val="en-US"/>
               </w:rPr>
-              <w:t>Minimum path cost from start to goal (number of steps, weighted by move type)</w:t>
+              <w:t xml:space="preserve">Minimum path </w:t>
+            </w:r>
+            <w:proofErr w:type="gramStart"/>
+            <w:r>
+              <w:rPr>
+                <w:color w:val="000000"/>
+                <w:sz w:val="20"/>
+                <w:szCs w:val="20"/>
+                <w:lang w:val="en-US"/>
+              </w:rPr>
+              <w:t>cost</w:t>
+            </w:r>
+            <w:proofErr w:type="gramEnd"/>
+            <w:r>
+              <w:rPr>
+                <w:color w:val="000000"/>
+                <w:sz w:val="20"/>
+                <w:szCs w:val="20"/>
+                <w:lang w:val="en-US"/>
+              </w:rPr>
+              <w:t xml:space="preserve"> from start to goal (number of steps, weighted by move type)</w:t>
             </w:r>
           </w:p>
         </w:tc>
       </w:tr>
       <w:tr>
-        <w:tblPrEx>
-          <w:tblCellMar>
-            <w:top w:w="0" w:type="dxa"/>
-            <w:bottom w:w="0" w:type="dxa"/>
-          </w:tblCellMar>
-        </w:tblPrEx>
         <w:tc>
           <w:tcPr>
             <w:tcW w:w="2200" w:type="dxa"/>
@@ -495,12 +564,6 @@
         </w:tc>
       </w:tr>
       <w:tr>
-        <w:tblPrEx>
-          <w:tblCellMar>
-            <w:top w:w="0" w:type="dxa"/>
-            <w:bottom w:w="0" w:type="dxa"/>
-          </w:tblCellMar>
-        </w:tblPrEx>
         <w:tc>
           <w:tcPr>
             <w:tcW w:w="2200" w:type="dxa"/>
@@ -565,37 +628,9 @@
                 <w:szCs w:val="20"/>
                 <w:lang w:val="en-US"/>
               </w:rPr>
-              <w:t>Eight movement directions: Up, Down, Left, Right (cost 1.0) and NW, NE, SW, SE (cost 1.414)</w:t>
-            </w:r>
-          </w:p>
-        </w:tc>
-      </w:tr>
-      <w:tr>
-        <w:tblPrEx>
-          <w:tblCellMar>
-            <w:top w:w="0" w:type="dxa"/>
-            <w:bottom w:w="0" w:type="dxa"/>
-          </w:tblCellMar>
-        </w:tblPrEx>
-        <w:tc>
-          <w:tcPr>
-            <w:tcW w:w="2200" w:type="dxa"/>
-            <w:tcBorders>
-              <w:top w:val="single" w:sz="1" w:space="0" w:color="BBDEFB"/>
-              <w:left w:val="single" w:sz="1" w:space="0" w:color="BBDEFB"/>
-              <w:bottom w:val="single" w:sz="1" w:space="0" w:color="BBDEFB"/>
-              <w:right w:val="single" w:sz="1" w:space="0" w:color="BBDEFB"/>
-            </w:tcBorders>
-            <w:shd w:val="clear" w:color="auto" w:fill="FFFFFF"/>
-            <w:tcMar>
-              <w:top w:w="80" w:type="dxa"/>
-              <w:left w:w="120" w:type="dxa"/>
-              <w:bottom w:w="80" w:type="dxa"/>
-              <w:right w:w="120" w:type="dxa"/>
-            </w:tcMar>
-          </w:tcPr>
-          <w:p>
-            <w:proofErr w:type="spellStart"/>
+              <w:t xml:space="preserve">Eight movement directions: Up, Down, Left, </w:t>
+            </w:r>
+            <w:proofErr w:type="gramStart"/>
             <w:r>
               <w:rPr>
                 <w:b/>
@@ -603,6 +638,52 @@
                 <w:color w:val="1565C0"/>
                 <w:sz w:val="20"/>
                 <w:szCs w:val="20"/>
+                <w:lang w:val="en-US"/>
+              </w:rPr>
+              <w:t>Right</w:t>
+            </w:r>
+            <w:proofErr w:type="gramEnd"/>
+            <w:r>
+              <w:rPr>
+                <w:b/>
+                <w:bCs/>
+                <w:color w:val="1565C0"/>
+                <w:sz w:val="20"/>
+                <w:szCs w:val="20"/>
+                <w:lang w:val="en-US"/>
+              </w:rPr>
+              <w:t xml:space="preserve"> (cost 1.0) and NW, NE, SW, SE (cost 1.414)</w:t>
+            </w:r>
+          </w:p>
+        </w:tc>
+      </w:tr>
+      <w:tr>
+        <w:tc>
+          <w:tcPr>
+            <w:tcW w:w="2200" w:type="dxa"/>
+            <w:tcBorders>
+              <w:top w:val="single" w:sz="1" w:space="0" w:color="BBDEFB"/>
+              <w:left w:val="single" w:sz="1" w:space="0" w:color="BBDEFB"/>
+              <w:bottom w:val="single" w:sz="1" w:space="0" w:color="BBDEFB"/>
+              <w:right w:val="single" w:sz="1" w:space="0" w:color="BBDEFB"/>
+            </w:tcBorders>
+            <w:shd w:val="clear" w:color="auto" w:fill="FFFFFF"/>
+            <w:tcMar>
+              <w:top w:w="80" w:type="dxa"/>
+              <w:left w:w="120" w:type="dxa"/>
+              <w:bottom w:w="80" w:type="dxa"/>
+              <w:right w:w="120" w:type="dxa"/>
+            </w:tcMar>
+          </w:tcPr>
+          <w:p>
+            <w:proofErr w:type="spellStart"/>
+            <w:r>
+              <w:rPr>
+                <w:b/>
+                <w:bCs/>
+                <w:color w:val="1565C0"/>
+                <w:sz w:val="20"/>
+                <w:szCs w:val="20"/>
               </w:rPr>
               <w:t>Sensors</w:t>
             </w:r>
@@ -650,7 +731,27 @@
                 <w:szCs w:val="20"/>
                 <w:lang w:val="en-US"/>
               </w:rPr>
-              <w:t>(state): full world map is known at all times (fully observable)</w:t>
+              <w:t xml:space="preserve">(state): full world map is </w:t>
+            </w:r>
+            <w:proofErr w:type="gramStart"/>
+            <w:r>
+              <w:rPr>
+                <w:color w:val="000000"/>
+                <w:sz w:val="20"/>
+                <w:szCs w:val="20"/>
+                <w:lang w:val="en-US"/>
+              </w:rPr>
+              <w:t>known at all times</w:t>
+            </w:r>
+            <w:proofErr w:type="gramEnd"/>
+            <w:r>
+              <w:rPr>
+                <w:color w:val="000000"/>
+                <w:sz w:val="20"/>
+                <w:szCs w:val="20"/>
+                <w:lang w:val="en-US"/>
+              </w:rPr>
+              <w:t xml:space="preserve"> (fully observable)</w:t>
             </w:r>
           </w:p>
         </w:tc>
@@ -755,6 +856,7 @@
         <w:t xml:space="preserve"> class is the single source of truth about the world. It encapsulates the grid dimensions, the immutable obstacle set (stored as a </w:t>
       </w:r>
       <w:proofErr w:type="spellStart"/>
+      <w:proofErr w:type="gramStart"/>
       <w:r>
         <w:rPr>
           <w:lang w:val="en-US"/>
@@ -762,6 +864,7 @@
         <w:t>frozenset</w:t>
       </w:r>
       <w:proofErr w:type="spellEnd"/>
+      <w:proofErr w:type="gramEnd"/>
       <w:r>
         <w:rPr>
           <w:lang w:val="en-US"/>
@@ -924,7 +1027,16 @@
           <w:bCs/>
           <w:lang w:val="en-US"/>
         </w:rPr>
-        <w:t xml:space="preserve">A* evaluation function:  </w:t>
+        <w:t>A* evaluation function</w:t>
+      </w:r>
+      <w:proofErr w:type="gramStart"/>
+      <w:r>
+        <w:rPr>
+          <w:b/>
+          <w:bCs/>
+          <w:lang w:val="en-US"/>
+        </w:rPr>
+        <w:t xml:space="preserve">:  </w:t>
       </w:r>
       <w:r>
         <w:rPr>
@@ -932,7 +1044,16 @@
           <w:color w:val="1A237E"/>
           <w:lang w:val="en-US"/>
         </w:rPr>
-        <w:t>f(n) = g(n) + h(n)</w:t>
+        <w:t>f</w:t>
+      </w:r>
+      <w:proofErr w:type="gramEnd"/>
+      <w:r>
+        <w:rPr>
+          <w:rFonts w:ascii="Courier New" w:eastAsia="Courier New" w:hAnsi="Courier New" w:cs="Courier New"/>
+          <w:color w:val="1A237E"/>
+          <w:lang w:val="en-US"/>
+        </w:rPr>
+        <w:t>(n) = g(n) + h(n)</w:t>
       </w:r>
     </w:p>
     <w:p>
@@ -965,7 +1086,21 @@
         <w:rPr>
           <w:lang w:val="en-US"/>
         </w:rPr>
-        <w:t xml:space="preserve"> min-heap, O(log n) insert and pop, ordered by f(n).</w:t>
+        <w:t xml:space="preserve"> min-heap, </w:t>
+      </w:r>
+      <w:proofErr w:type="gramStart"/>
+      <w:r>
+        <w:rPr>
+          <w:lang w:val="en-US"/>
+        </w:rPr>
+        <w:t>O(</w:t>
+      </w:r>
+      <w:proofErr w:type="gramEnd"/>
+      <w:r>
+        <w:rPr>
+          <w:lang w:val="en-US"/>
+        </w:rPr>
+        <w:t>log n) insert and pop, ordered by f(n).</w:t>
       </w:r>
     </w:p>
     <w:p>
@@ -984,7 +1119,21 @@
         <w:rPr>
           <w:lang w:val="en-US"/>
         </w:rPr>
-        <w:t>CLOSED SET: a Python set (hash table), O(1) membership tests.</w:t>
+        <w:t xml:space="preserve">CLOSED SET: a Python set (hash table), </w:t>
+      </w:r>
+      <w:proofErr w:type="gramStart"/>
+      <w:r>
+        <w:rPr>
+          <w:lang w:val="en-US"/>
+        </w:rPr>
+        <w:t>O(</w:t>
+      </w:r>
+      <w:proofErr w:type="gramEnd"/>
+      <w:r>
+        <w:rPr>
+          <w:lang w:val="en-US"/>
+        </w:rPr>
+        <w:t>1) membership tests.</w:t>
       </w:r>
     </w:p>
     <w:p>
@@ -1192,7 +1341,21 @@
         <w:rPr>
           <w:lang w:val="en-US"/>
         </w:rPr>
-        <w:t>Export chart button: generates a full benchmark PNG summary (requires matplotlib).</w:t>
+        <w:t xml:space="preserve">Export chart </w:t>
+      </w:r>
+      <w:proofErr w:type="gramStart"/>
+      <w:r>
+        <w:rPr>
+          <w:lang w:val="en-US"/>
+        </w:rPr>
+        <w:t>button:</w:t>
+      </w:r>
+      <w:proofErr w:type="gramEnd"/>
+      <w:r>
+        <w:rPr>
+          <w:lang w:val="en-US"/>
+        </w:rPr>
+        <w:t xml:space="preserve"> generates a full benchmark PNG summary (requires matplotlib).</w:t>
       </w:r>
     </w:p>
     <w:p>
@@ -1269,9 +1432,9 @@
           <w:szCs w:val="18"/>
           <w:lang w:val="en-US"/>
         </w:rPr>
-        <w:t>h(n) = sqrt( (</w:t>
-      </w:r>
-      <w:proofErr w:type="spellStart"/>
+        <w:t xml:space="preserve">h(n) = </w:t>
+      </w:r>
+      <w:proofErr w:type="gramStart"/>
       <w:r>
         <w:rPr>
           <w:rFonts w:ascii="Courier New" w:eastAsia="Courier New" w:hAnsi="Courier New" w:cs="Courier New"/>
@@ -1280,9 +1443,10 @@
           <w:szCs w:val="18"/>
           <w:lang w:val="en-US"/>
         </w:rPr>
-        <w:t>r_n</w:t>
-      </w:r>
-      <w:proofErr w:type="spellEnd"/>
+        <w:t>sqrt( (</w:t>
+      </w:r>
+      <w:proofErr w:type="spellStart"/>
+      <w:proofErr w:type="gramEnd"/>
       <w:r>
         <w:rPr>
           <w:rFonts w:ascii="Courier New" w:eastAsia="Courier New" w:hAnsi="Courier New" w:cs="Courier New"/>
@@ -1291,9 +1455,9 @@
           <w:szCs w:val="18"/>
           <w:lang w:val="en-US"/>
         </w:rPr>
-        <w:t xml:space="preserve"> - </w:t>
-      </w:r>
-      <w:proofErr w:type="spellStart"/>
+        <w:t>r_n</w:t>
+      </w:r>
+      <w:proofErr w:type="spellEnd"/>
       <w:r>
         <w:rPr>
           <w:rFonts w:ascii="Courier New" w:eastAsia="Courier New" w:hAnsi="Courier New" w:cs="Courier New"/>
@@ -1302,9 +1466,9 @@
           <w:szCs w:val="18"/>
           <w:lang w:val="en-US"/>
         </w:rPr>
-        <w:t>r_goal</w:t>
-      </w:r>
-      <w:proofErr w:type="spellEnd"/>
+        <w:t xml:space="preserve"> - </w:t>
+      </w:r>
+      <w:proofErr w:type="spellStart"/>
       <w:r>
         <w:rPr>
           <w:rFonts w:ascii="Courier New" w:eastAsia="Courier New" w:hAnsi="Courier New" w:cs="Courier New"/>
@@ -1313,9 +1477,9 @@
           <w:szCs w:val="18"/>
           <w:lang w:val="en-US"/>
         </w:rPr>
-        <w:t>)^2  +  (</w:t>
-      </w:r>
-      <w:proofErr w:type="spellStart"/>
+        <w:t>r_</w:t>
+      </w:r>
+      <w:proofErr w:type="gramStart"/>
       <w:r>
         <w:rPr>
           <w:rFonts w:ascii="Courier New" w:eastAsia="Courier New" w:hAnsi="Courier New" w:cs="Courier New"/>
@@ -1324,7 +1488,7 @@
           <w:szCs w:val="18"/>
           <w:lang w:val="en-US"/>
         </w:rPr>
-        <w:t>c_n</w:t>
+        <w:t>goal</w:t>
       </w:r>
       <w:proofErr w:type="spellEnd"/>
       <w:r>
@@ -1335,9 +1499,9 @@
           <w:szCs w:val="18"/>
           <w:lang w:val="en-US"/>
         </w:rPr>
-        <w:t xml:space="preserve"> - </w:t>
-      </w:r>
-      <w:proofErr w:type="spellStart"/>
+        <w:t>)^2  +</w:t>
+      </w:r>
+      <w:proofErr w:type="gramEnd"/>
       <w:r>
         <w:rPr>
           <w:rFonts w:ascii="Courier New" w:eastAsia="Courier New" w:hAnsi="Courier New" w:cs="Courier New"/>
@@ -1346,9 +1510,9 @@
           <w:szCs w:val="18"/>
           <w:lang w:val="en-US"/>
         </w:rPr>
-        <w:t>c_goal</w:t>
-      </w:r>
-      <w:proofErr w:type="spellEnd"/>
+        <w:t xml:space="preserve">  (</w:t>
+      </w:r>
+      <w:proofErr w:type="spellStart"/>
       <w:r>
         <w:rPr>
           <w:rFonts w:ascii="Courier New" w:eastAsia="Courier New" w:hAnsi="Courier New" w:cs="Courier New"/>
@@ -1357,47 +1521,9 @@
           <w:szCs w:val="18"/>
           <w:lang w:val="en-US"/>
         </w:rPr>
-        <w:t>)^2 )</w:t>
-      </w:r>
-    </w:p>
-    <w:p>
-      <w:pPr>
-        <w:spacing w:after="160"/>
-        <w:rPr>
-          <w:lang w:val="en-US"/>
-        </w:rPr>
-      </w:pPr>
-      <w:r>
-        <w:rPr>
-          <w:lang w:val="en-US"/>
-        </w:rPr>
-        <w:t>On an 8-connected grid where diagonal moves cost √2 ≈ 1.414, the Euclidean distance corresponds exactly to the cost of moving diagonally in a straight line to the goal with no obstacles. Since obstacles can only increase the true path cost, h(n) ≤ h*(n) always holds. The heuristic is therefore admissible.</w:t>
-      </w:r>
-    </w:p>
-    <w:p>
-      <w:pPr>
-        <w:pStyle w:val="Heading2"/>
-        <w:rPr>
-          <w:lang w:val="en-US"/>
-        </w:rPr>
-      </w:pPr>
-      <w:r>
-        <w:rPr>
-          <w:color w:val="000000"/>
-          <w:lang w:val="en-US"/>
-        </w:rPr>
-        <w:t>Manhattan Distance (Orthogonal Reference)</w:t>
-      </w:r>
-    </w:p>
-    <w:p>
-      <w:pPr>
-        <w:shd w:val="clear" w:color="auto" w:fill="F5F5F5"/>
-        <w:spacing w:before="40" w:after="40"/>
-        <w:ind w:left="720"/>
-        <w:rPr>
-          <w:lang w:val="en-US"/>
-        </w:rPr>
-      </w:pPr>
+        <w:t>c_n</w:t>
+      </w:r>
+      <w:proofErr w:type="spellEnd"/>
       <w:r>
         <w:rPr>
           <w:rFonts w:ascii="Courier New" w:eastAsia="Courier New" w:hAnsi="Courier New" w:cs="Courier New"/>
@@ -1406,7 +1532,7 @@
           <w:szCs w:val="18"/>
           <w:lang w:val="en-US"/>
         </w:rPr>
-        <w:t>h(n) = |</w:t>
+        <w:t xml:space="preserve"> - </w:t>
       </w:r>
       <w:proofErr w:type="spellStart"/>
       <w:r>
@@ -1417,9 +1543,9 @@
           <w:szCs w:val="18"/>
           <w:lang w:val="en-US"/>
         </w:rPr>
-        <w:t>r_n</w:t>
-      </w:r>
-      <w:proofErr w:type="spellEnd"/>
+        <w:t>c_</w:t>
+      </w:r>
+      <w:proofErr w:type="gramStart"/>
       <w:r>
         <w:rPr>
           <w:rFonts w:ascii="Courier New" w:eastAsia="Courier New" w:hAnsi="Courier New" w:cs="Courier New"/>
@@ -1428,9 +1554,9 @@
           <w:szCs w:val="18"/>
           <w:lang w:val="en-US"/>
         </w:rPr>
-        <w:t xml:space="preserve"> - </w:t>
-      </w:r>
-      <w:proofErr w:type="spellStart"/>
+        <w:t>goal</w:t>
+      </w:r>
+      <w:proofErr w:type="spellEnd"/>
       <w:r>
         <w:rPr>
           <w:rFonts w:ascii="Courier New" w:eastAsia="Courier New" w:hAnsi="Courier New" w:cs="Courier New"/>
@@ -1439,9 +1565,48 @@
           <w:szCs w:val="18"/>
           <w:lang w:val="en-US"/>
         </w:rPr>
-        <w:t>r_goal</w:t>
-      </w:r>
-      <w:proofErr w:type="spellEnd"/>
+        <w:t>)^2 )</w:t>
+      </w:r>
+      <w:proofErr w:type="gramEnd"/>
+    </w:p>
+    <w:p>
+      <w:pPr>
+        <w:spacing w:after="160"/>
+        <w:rPr>
+          <w:lang w:val="en-US"/>
+        </w:rPr>
+      </w:pPr>
+      <w:r>
+        <w:rPr>
+          <w:lang w:val="en-US"/>
+        </w:rPr>
+        <w:t>On an 8-connected grid where diagonal moves cost √2 ≈ 1.414, the Euclidean distance corresponds exactly to the cost of moving diagonally in a straight line to the goal with no obstacles. Since obstacles can only increase the true path cost, h(n) ≤ h*(n) always holds. The heuristic is therefore admissible.</w:t>
+      </w:r>
+    </w:p>
+    <w:p>
+      <w:pPr>
+        <w:pStyle w:val="Heading2"/>
+        <w:rPr>
+          <w:lang w:val="en-US"/>
+        </w:rPr>
+      </w:pPr>
+      <w:r>
+        <w:rPr>
+          <w:color w:val="000000"/>
+          <w:lang w:val="en-US"/>
+        </w:rPr>
+        <w:t>Manhattan Distance (Orthogonal Reference)</w:t>
+      </w:r>
+    </w:p>
+    <w:p>
+      <w:pPr>
+        <w:shd w:val="clear" w:color="auto" w:fill="F5F5F5"/>
+        <w:spacing w:before="40" w:after="40"/>
+        <w:ind w:left="720"/>
+        <w:rPr>
+          <w:lang w:val="en-US"/>
+        </w:rPr>
+      </w:pPr>
       <w:r>
         <w:rPr>
           <w:rFonts w:ascii="Courier New" w:eastAsia="Courier New" w:hAnsi="Courier New" w:cs="Courier New"/>
@@ -1450,7 +1615,7 @@
           <w:szCs w:val="18"/>
           <w:lang w:val="en-US"/>
         </w:rPr>
-        <w:t>|  +  |</w:t>
+        <w:t>h(n) = |</w:t>
       </w:r>
       <w:proofErr w:type="spellStart"/>
       <w:r>
@@ -1461,7 +1626,7 @@
           <w:szCs w:val="18"/>
           <w:lang w:val="en-US"/>
         </w:rPr>
-        <w:t>c_n</w:t>
+        <w:t>r_n</w:t>
       </w:r>
       <w:proofErr w:type="spellEnd"/>
       <w:r>
@@ -1483,9 +1648,10 @@
           <w:szCs w:val="18"/>
           <w:lang w:val="en-US"/>
         </w:rPr>
-        <w:t>c_goal</w:t>
+        <w:t>r_goal</w:t>
       </w:r>
       <w:proofErr w:type="spellEnd"/>
+      <w:proofErr w:type="gramStart"/>
       <w:r>
         <w:rPr>
           <w:rFonts w:ascii="Courier New" w:eastAsia="Courier New" w:hAnsi="Courier New" w:cs="Courier New"/>
@@ -1494,6 +1660,61 @@
           <w:szCs w:val="18"/>
           <w:lang w:val="en-US"/>
         </w:rPr>
+        <w:t>|  +</w:t>
+      </w:r>
+      <w:proofErr w:type="gramEnd"/>
+      <w:r>
+        <w:rPr>
+          <w:rFonts w:ascii="Courier New" w:eastAsia="Courier New" w:hAnsi="Courier New" w:cs="Courier New"/>
+          <w:color w:val="1A237E"/>
+          <w:sz w:val="18"/>
+          <w:szCs w:val="18"/>
+          <w:lang w:val="en-US"/>
+        </w:rPr>
+        <w:t xml:space="preserve">  |</w:t>
+      </w:r>
+      <w:proofErr w:type="spellStart"/>
+      <w:r>
+        <w:rPr>
+          <w:rFonts w:ascii="Courier New" w:eastAsia="Courier New" w:hAnsi="Courier New" w:cs="Courier New"/>
+          <w:color w:val="1A237E"/>
+          <w:sz w:val="18"/>
+          <w:szCs w:val="18"/>
+          <w:lang w:val="en-US"/>
+        </w:rPr>
+        <w:t>c_n</w:t>
+      </w:r>
+      <w:proofErr w:type="spellEnd"/>
+      <w:r>
+        <w:rPr>
+          <w:rFonts w:ascii="Courier New" w:eastAsia="Courier New" w:hAnsi="Courier New" w:cs="Courier New"/>
+          <w:color w:val="1A237E"/>
+          <w:sz w:val="18"/>
+          <w:szCs w:val="18"/>
+          <w:lang w:val="en-US"/>
+        </w:rPr>
+        <w:t xml:space="preserve"> - </w:t>
+      </w:r>
+      <w:proofErr w:type="spellStart"/>
+      <w:r>
+        <w:rPr>
+          <w:rFonts w:ascii="Courier New" w:eastAsia="Courier New" w:hAnsi="Courier New" w:cs="Courier New"/>
+          <w:color w:val="1A237E"/>
+          <w:sz w:val="18"/>
+          <w:szCs w:val="18"/>
+          <w:lang w:val="en-US"/>
+        </w:rPr>
+        <w:t>c_goal</w:t>
+      </w:r>
+      <w:proofErr w:type="spellEnd"/>
+      <w:r>
+        <w:rPr>
+          <w:rFonts w:ascii="Courier New" w:eastAsia="Courier New" w:hAnsi="Courier New" w:cs="Courier New"/>
+          <w:color w:val="1A237E"/>
+          <w:sz w:val="18"/>
+          <w:szCs w:val="18"/>
+          <w:lang w:val="en-US"/>
+        </w:rPr>
         <w:t>|</w:t>
       </w:r>
     </w:p>
@@ -1509,7 +1730,21 @@
           <w:lang w:val="en-US"/>
         </w:rPr>
         <w:lastRenderedPageBreak/>
-        <w:t>The Manhattan distance is admissible for 4-connected grids (orthogonal moves only). It is included in the codebase as a reference function and is used in the test suite to verify correctness on pure orthogonal scenarios. When diagonal moves are enabled, Manhattan distance overestimates for diagonal paths and should not be used with A* on 8-connected grids.</w:t>
+        <w:t xml:space="preserve">The Manhattan distance is admissible for 4-connected grids (orthogonal moves only). It is included in the codebase as a reference function and is used in the test suite to verify correctness on pure orthogonal scenarios. When diagonal moves are enabled, Manhattan distance </w:t>
+      </w:r>
+      <w:proofErr w:type="gramStart"/>
+      <w:r>
+        <w:rPr>
+          <w:lang w:val="en-US"/>
+        </w:rPr>
+        <w:t>overestimates for</w:t>
+      </w:r>
+      <w:proofErr w:type="gramEnd"/>
+      <w:r>
+        <w:rPr>
+          <w:lang w:val="en-US"/>
+        </w:rPr>
+        <w:t xml:space="preserve"> diagonal paths and should not be used with A* on 8-connected grids.</w:t>
       </w:r>
     </w:p>
     <w:p>
@@ -1541,6 +1776,7 @@
         <w:t>The Euclidean heuristic also satisfies the consistency condition: for any node n and any successor n' with step cost c, h(n) ≤ c(</w:t>
       </w:r>
       <w:proofErr w:type="spellStart"/>
+      <w:proofErr w:type="gramStart"/>
       <w:r>
         <w:rPr>
           <w:lang w:val="en-US"/>
@@ -1548,6 +1784,7 @@
         <w:t>n,n</w:t>
       </w:r>
       <w:proofErr w:type="spellEnd"/>
+      <w:proofErr w:type="gramEnd"/>
       <w:r>
         <w:rPr>
           <w:lang w:val="en-US"/>
@@ -1585,12 +1822,21 @@
           <w:lang w:val="en-US"/>
         </w:rPr>
       </w:pPr>
+      <w:proofErr w:type="gramStart"/>
       <w:r>
         <w:rPr>
           <w:color w:val="000000"/>
           <w:lang w:val="en-US"/>
         </w:rPr>
-        <w:t>5.1  Benchmark Scenarios</w:t>
+        <w:t>5.1  Benchmark</w:t>
+      </w:r>
+      <w:proofErr w:type="gramEnd"/>
+      <w:r>
+        <w:rPr>
+          <w:color w:val="000000"/>
+          <w:lang w:val="en-US"/>
+        </w:rPr>
+        <w:t xml:space="preserve"> Scenarios</w:t>
       </w:r>
     </w:p>
     <w:p>
@@ -1631,12 +1877,6 @@
         <w:gridCol w:w="5160"/>
       </w:tblGrid>
       <w:tr>
-        <w:tblPrEx>
-          <w:tblCellMar>
-            <w:top w:w="0" w:type="dxa"/>
-            <w:bottom w:w="0" w:type="dxa"/>
-          </w:tblCellMar>
-        </w:tblPrEx>
         <w:tc>
           <w:tcPr>
             <w:tcW w:w="1440" w:type="dxa"/>
@@ -1779,12 +2019,6 @@
         </w:tc>
       </w:tr>
       <w:tr>
-        <w:tblPrEx>
-          <w:tblCellMar>
-            <w:top w:w="0" w:type="dxa"/>
-            <w:bottom w:w="0" w:type="dxa"/>
-          </w:tblCellMar>
-        </w:tblPrEx>
         <w:tc>
           <w:tcPr>
             <w:tcW w:w="1440" w:type="dxa"/>
@@ -1867,7 +2101,25 @@
                 <w:sz w:val="20"/>
                 <w:szCs w:val="20"/>
               </w:rPr>
-              <w:t>(0,0)→(9,9)</w:t>
+              <w:t>(0,</w:t>
+            </w:r>
+            <w:proofErr w:type="gramStart"/>
+            <w:r>
+              <w:rPr>
+                <w:color w:val="000000"/>
+                <w:sz w:val="20"/>
+                <w:szCs w:val="20"/>
+              </w:rPr>
+              <w:t>0)→</w:t>
+            </w:r>
+            <w:proofErr w:type="gramEnd"/>
+            <w:r>
+              <w:rPr>
+                <w:color w:val="000000"/>
+                <w:sz w:val="20"/>
+                <w:szCs w:val="20"/>
+              </w:rPr>
+              <w:t>(9,9)</w:t>
             </w:r>
           </w:p>
         </w:tc>
@@ -1901,18 +2153,32 @@
                 <w:szCs w:val="20"/>
                 <w:lang w:val="en-US"/>
               </w:rPr>
-              <w:t>Open grid with a few obstacle clusters. Easy path, highlights heuristic guidance.</w:t>
+              <w:t xml:space="preserve">Open grid with a few obstacle clusters. Easy </w:t>
+            </w:r>
+            <w:proofErr w:type="gramStart"/>
+            <w:r>
+              <w:rPr>
+                <w:color w:val="000000"/>
+                <w:sz w:val="20"/>
+                <w:szCs w:val="20"/>
+                <w:lang w:val="en-US"/>
+              </w:rPr>
+              <w:t>path,</w:t>
+            </w:r>
+            <w:proofErr w:type="gramEnd"/>
+            <w:r>
+              <w:rPr>
+                <w:color w:val="000000"/>
+                <w:sz w:val="20"/>
+                <w:szCs w:val="20"/>
+                <w:lang w:val="en-US"/>
+              </w:rPr>
+              <w:t xml:space="preserve"> highlights heuristic guidance.</w:t>
             </w:r>
           </w:p>
         </w:tc>
       </w:tr>
       <w:tr>
-        <w:tblPrEx>
-          <w:tblCellMar>
-            <w:top w:w="0" w:type="dxa"/>
-            <w:bottom w:w="0" w:type="dxa"/>
-          </w:tblCellMar>
-        </w:tblPrEx>
         <w:tc>
           <w:tcPr>
             <w:tcW w:w="1440" w:type="dxa"/>
@@ -1995,7 +2261,25 @@
                 <w:sz w:val="20"/>
                 <w:szCs w:val="20"/>
               </w:rPr>
-              <w:t>(0,0)→(24,24)</w:t>
+              <w:t>(0,</w:t>
+            </w:r>
+            <w:proofErr w:type="gramStart"/>
+            <w:r>
+              <w:rPr>
+                <w:color w:val="000000"/>
+                <w:sz w:val="20"/>
+                <w:szCs w:val="20"/>
+              </w:rPr>
+              <w:t>0)→</w:t>
+            </w:r>
+            <w:proofErr w:type="gramEnd"/>
+            <w:r>
+              <w:rPr>
+                <w:color w:val="000000"/>
+                <w:sz w:val="20"/>
+                <w:szCs w:val="20"/>
+              </w:rPr>
+              <w:t>(24,24)</w:t>
             </w:r>
           </w:p>
         </w:tc>
@@ -2074,12 +2358,6 @@
         </w:tc>
       </w:tr>
       <w:tr>
-        <w:tblPrEx>
-          <w:tblCellMar>
-            <w:top w:w="0" w:type="dxa"/>
-            <w:bottom w:w="0" w:type="dxa"/>
-          </w:tblCellMar>
-        </w:tblPrEx>
         <w:tc>
           <w:tcPr>
             <w:tcW w:w="1440" w:type="dxa"/>
@@ -2162,7 +2440,25 @@
                 <w:sz w:val="20"/>
                 <w:szCs w:val="20"/>
               </w:rPr>
-              <w:t>(0,0)→(7,7)</w:t>
+              <w:t>(0,</w:t>
+            </w:r>
+            <w:proofErr w:type="gramStart"/>
+            <w:r>
+              <w:rPr>
+                <w:color w:val="000000"/>
+                <w:sz w:val="20"/>
+                <w:szCs w:val="20"/>
+              </w:rPr>
+              <w:t>0)→</w:t>
+            </w:r>
+            <w:proofErr w:type="gramEnd"/>
+            <w:r>
+              <w:rPr>
+                <w:color w:val="000000"/>
+                <w:sz w:val="20"/>
+                <w:szCs w:val="20"/>
+              </w:rPr>
+              <w:t>(7,7)</w:t>
             </w:r>
           </w:p>
         </w:tc>
@@ -2202,12 +2498,6 @@
         </w:tc>
       </w:tr>
       <w:tr>
-        <w:tblPrEx>
-          <w:tblCellMar>
-            <w:top w:w="0" w:type="dxa"/>
-            <w:bottom w:w="0" w:type="dxa"/>
-          </w:tblCellMar>
-        </w:tblPrEx>
         <w:tc>
           <w:tcPr>
             <w:tcW w:w="1440" w:type="dxa"/>
@@ -2290,7 +2580,25 @@
                 <w:sz w:val="20"/>
                 <w:szCs w:val="20"/>
               </w:rPr>
-              <w:t>(0,0)→(11,11)</w:t>
+              <w:t>(0,</w:t>
+            </w:r>
+            <w:proofErr w:type="gramStart"/>
+            <w:r>
+              <w:rPr>
+                <w:color w:val="000000"/>
+                <w:sz w:val="20"/>
+                <w:szCs w:val="20"/>
+              </w:rPr>
+              <w:t>0)→</w:t>
+            </w:r>
+            <w:proofErr w:type="gramEnd"/>
+            <w:r>
+              <w:rPr>
+                <w:color w:val="000000"/>
+                <w:sz w:val="20"/>
+                <w:szCs w:val="20"/>
+              </w:rPr>
+              <w:t>(11,11)</w:t>
             </w:r>
           </w:p>
         </w:tc>
@@ -2350,11 +2658,19 @@
       <w:pPr>
         <w:pStyle w:val="Heading2"/>
       </w:pPr>
+      <w:proofErr w:type="gramStart"/>
       <w:r>
         <w:rPr>
           <w:color w:val="000000"/>
         </w:rPr>
-        <w:t xml:space="preserve">5.2  Performance </w:t>
+        <w:t>5.2  Performance</w:t>
+      </w:r>
+      <w:proofErr w:type="gramEnd"/>
+      <w:r>
+        <w:rPr>
+          <w:color w:val="000000"/>
+        </w:rPr>
+        <w:t xml:space="preserve"> </w:t>
       </w:r>
       <w:proofErr w:type="spellStart"/>
       <w:r>
@@ -2391,12 +2707,6 @@
         <w:gridCol w:w="2207"/>
       </w:tblGrid>
       <w:tr>
-        <w:tblPrEx>
-          <w:tblCellMar>
-            <w:top w:w="0" w:type="dxa"/>
-            <w:bottom w:w="0" w:type="dxa"/>
-          </w:tblCellMar>
-        </w:tblPrEx>
         <w:tc>
           <w:tcPr>
             <w:tcW w:w="1400" w:type="dxa"/>
@@ -2605,12 +2915,6 @@
         </w:tc>
       </w:tr>
       <w:tr>
-        <w:tblPrEx>
-          <w:tblCellMar>
-            <w:top w:w="0" w:type="dxa"/>
-            <w:bottom w:w="0" w:type="dxa"/>
-          </w:tblCellMar>
-        </w:tblPrEx>
         <w:tc>
           <w:tcPr>
             <w:tcW w:w="1400" w:type="dxa"/>
@@ -2797,12 +3101,6 @@
         </w:tc>
       </w:tr>
       <w:tr>
-        <w:tblPrEx>
-          <w:tblCellMar>
-            <w:top w:w="0" w:type="dxa"/>
-            <w:bottom w:w="0" w:type="dxa"/>
-          </w:tblCellMar>
-        </w:tblPrEx>
         <w:tc>
           <w:tcPr>
             <w:tcW w:w="1400" w:type="dxa"/>
@@ -2965,6 +3263,7 @@
               <w:jc w:val="center"/>
             </w:pPr>
             <w:proofErr w:type="spellStart"/>
+            <w:proofErr w:type="gramStart"/>
             <w:r>
               <w:rPr>
                 <w:color w:val="000000"/>
@@ -2974,16 +3273,11 @@
               <w:t>baseline</w:t>
             </w:r>
             <w:proofErr w:type="spellEnd"/>
+            <w:proofErr w:type="gramEnd"/>
           </w:p>
         </w:tc>
       </w:tr>
       <w:tr>
-        <w:tblPrEx>
-          <w:tblCellMar>
-            <w:top w:w="0" w:type="dxa"/>
-            <w:bottom w:w="0" w:type="dxa"/>
-          </w:tblCellMar>
-        </w:tblPrEx>
         <w:tc>
           <w:tcPr>
             <w:tcW w:w="1400" w:type="dxa"/>
@@ -3170,12 +3464,6 @@
         </w:tc>
       </w:tr>
       <w:tr>
-        <w:tblPrEx>
-          <w:tblCellMar>
-            <w:top w:w="0" w:type="dxa"/>
-            <w:bottom w:w="0" w:type="dxa"/>
-          </w:tblCellMar>
-        </w:tblPrEx>
         <w:tc>
           <w:tcPr>
             <w:tcW w:w="1400" w:type="dxa"/>
@@ -3338,6 +3626,7 @@
               <w:jc w:val="center"/>
             </w:pPr>
             <w:proofErr w:type="spellStart"/>
+            <w:proofErr w:type="gramStart"/>
             <w:r>
               <w:rPr>
                 <w:color w:val="000000"/>
@@ -3347,16 +3636,11 @@
               <w:t>baseline</w:t>
             </w:r>
             <w:proofErr w:type="spellEnd"/>
+            <w:proofErr w:type="gramEnd"/>
           </w:p>
         </w:tc>
       </w:tr>
       <w:tr>
-        <w:tblPrEx>
-          <w:tblCellMar>
-            <w:top w:w="0" w:type="dxa"/>
-            <w:bottom w:w="0" w:type="dxa"/>
-          </w:tblCellMar>
-        </w:tblPrEx>
         <w:tc>
           <w:tcPr>
             <w:tcW w:w="1400" w:type="dxa"/>
@@ -3543,12 +3827,6 @@
         </w:tc>
       </w:tr>
       <w:tr>
-        <w:tblPrEx>
-          <w:tblCellMar>
-            <w:top w:w="0" w:type="dxa"/>
-            <w:bottom w:w="0" w:type="dxa"/>
-          </w:tblCellMar>
-        </w:tblPrEx>
         <w:tc>
           <w:tcPr>
             <w:tcW w:w="1400" w:type="dxa"/>
@@ -3711,6 +3989,7 @@
               <w:jc w:val="center"/>
             </w:pPr>
             <w:proofErr w:type="spellStart"/>
+            <w:proofErr w:type="gramStart"/>
             <w:r>
               <w:rPr>
                 <w:color w:val="000000"/>
@@ -3720,16 +3999,11 @@
               <w:t>baseline</w:t>
             </w:r>
             <w:proofErr w:type="spellEnd"/>
+            <w:proofErr w:type="gramEnd"/>
           </w:p>
         </w:tc>
       </w:tr>
       <w:tr>
-        <w:tblPrEx>
-          <w:tblCellMar>
-            <w:top w:w="0" w:type="dxa"/>
-            <w:bottom w:w="0" w:type="dxa"/>
-          </w:tblCellMar>
-        </w:tblPrEx>
         <w:tc>
           <w:tcPr>
             <w:tcW w:w="1400" w:type="dxa"/>
@@ -3916,12 +4190,6 @@
         </w:tc>
       </w:tr>
       <w:tr>
-        <w:tblPrEx>
-          <w:tblCellMar>
-            <w:top w:w="0" w:type="dxa"/>
-            <w:bottom w:w="0" w:type="dxa"/>
-          </w:tblCellMar>
-        </w:tblPrEx>
         <w:tc>
           <w:tcPr>
             <w:tcW w:w="1400" w:type="dxa"/>
@@ -4084,6 +4352,7 @@
               <w:jc w:val="center"/>
             </w:pPr>
             <w:proofErr w:type="spellStart"/>
+            <w:proofErr w:type="gramStart"/>
             <w:r>
               <w:rPr>
                 <w:color w:val="000000"/>
@@ -4093,6 +4362,7 @@
               <w:t>baseline</w:t>
             </w:r>
             <w:proofErr w:type="spellEnd"/>
+            <w:proofErr w:type="gramEnd"/>
           </w:p>
         </w:tc>
       </w:tr>
@@ -4132,6 +4402,7 @@
           <w:lang w:val="en-US"/>
         </w:rPr>
       </w:pPr>
+      <w:proofErr w:type="gramStart"/>
       <w:r>
         <w:rPr>
           <w:color w:val="000000"/>
@@ -4139,6 +4410,7 @@
         </w:rPr>
         <w:t>5.3  Visualizations</w:t>
       </w:r>
+      <w:proofErr w:type="gramEnd"/>
     </w:p>
     <w:p>
       <w:pPr>
@@ -4176,226 +4448,6 @@
             <wp:extent cx="5905500" cy="3238500"/>
             <wp:effectExtent l="0" t="0" r="0" b="0"/>
             <wp:docPr id="1" name="Picture 1"/>
-            <wp:cNvGraphicFramePr>
-              <a:graphicFrameLocks xmlns:a="http://schemas.openxmlformats.org/drawingml/2006/main" noChangeAspect="1"/>
-            </wp:cNvGraphicFramePr>
-            <a:graphic xmlns:a="http://schemas.openxmlformats.org/drawingml/2006/main">
-              <a:graphicData uri="http://schemas.openxmlformats.org/drawingml/2006/picture">
-                <pic:pic xmlns:pic="http://schemas.openxmlformats.org/drawingml/2006/picture">
-                  <pic:nvPicPr>
-                    <pic:cNvPr id="0" name=""/>
-                    <pic:cNvPicPr>
-                      <a:picLocks noChangeAspect="1" noChangeArrowheads="1"/>
-                    </pic:cNvPicPr>
-                  </pic:nvPicPr>
-                  <pic:blipFill>
-                    <a:blip r:embed="rId5"/>
-                    <a:srcRect/>
-                    <a:stretch>
-                      <a:fillRect/>
-                    </a:stretch>
-                  </pic:blipFill>
-                  <pic:spPr bwMode="auto">
-                    <a:xfrm>
-                      <a:off x="0" y="0"/>
-                      <a:ext cx="5905500" cy="3238500"/>
-                    </a:xfrm>
-                    <a:prstGeom prst="rect">
-                      <a:avLst/>
-                    </a:prstGeom>
-                  </pic:spPr>
-                </pic:pic>
-              </a:graphicData>
-            </a:graphic>
-          </wp:inline>
-        </w:drawing>
-      </w:r>
-    </w:p>
-    <w:p>
-      <w:pPr>
-        <w:spacing w:before="60" w:after="240"/>
-        <w:jc w:val="center"/>
-        <w:rPr>
-          <w:lang w:val="en-US"/>
-        </w:rPr>
-      </w:pPr>
-      <w:r>
-        <w:rPr>
-          <w:i/>
-          <w:iCs/>
-          <w:color w:val="555555"/>
-          <w:sz w:val="19"/>
-          <w:szCs w:val="19"/>
-          <w:lang w:val="en-US"/>
-        </w:rPr>
-        <w:t>Figure 1 — Nodes Explored: A* vs BFS. Yellow annotations show A*'s percentage reduction in explored nodes.</w:t>
-      </w:r>
-    </w:p>
-    <w:p>
-      <w:pPr>
-        <w:spacing w:after="80"/>
-        <w:rPr>
-          <w:lang w:val="en-US"/>
-        </w:rPr>
-      </w:pPr>
-    </w:p>
-    <w:p>
-      <w:pPr>
-        <w:spacing w:after="160"/>
-        <w:rPr>
-          <w:lang w:val="en-US"/>
-        </w:rPr>
-      </w:pPr>
-      <w:r>
-        <w:rPr>
-          <w:lang w:val="en-US"/>
-        </w:rPr>
-        <w:t>Figure 2 (left) confirms that path costs are identical between algorithms across all scenarios — empirical proof of admissibility. Figure 2 (right) summarises the efficiency gain as a percentage, colour-coded by magnitude.</w:t>
-      </w:r>
-    </w:p>
-    <w:p>
-      <w:pPr>
-        <w:spacing w:after="80"/>
-        <w:rPr>
-          <w:lang w:val="en-US"/>
-        </w:rPr>
-      </w:pPr>
-    </w:p>
-    <w:p>
-      <w:pPr>
-        <w:spacing w:before="120" w:after="80"/>
-        <w:jc w:val="center"/>
-      </w:pPr>
-      <w:r>
-        <w:rPr>
-          <w:noProof/>
-        </w:rPr>
-        <w:lastRenderedPageBreak/>
-        <w:drawing>
-          <wp:inline distT="0" distB="0" distL="0" distR="0" wp14:anchorId="417E86CC" wp14:editId="2E0618AE">
-            <wp:extent cx="5905500" cy="3238500"/>
-            <wp:effectExtent l="0" t="0" r="0" b="0"/>
-            <wp:docPr id="1091272699" name="Picture 1091272699"/>
-            <wp:cNvGraphicFramePr>
-              <a:graphicFrameLocks xmlns:a="http://schemas.openxmlformats.org/drawingml/2006/main" noChangeAspect="1"/>
-            </wp:cNvGraphicFramePr>
-            <a:graphic xmlns:a="http://schemas.openxmlformats.org/drawingml/2006/main">
-              <a:graphicData uri="http://schemas.openxmlformats.org/drawingml/2006/picture">
-                <pic:pic xmlns:pic="http://schemas.openxmlformats.org/drawingml/2006/picture">
-                  <pic:nvPicPr>
-                    <pic:cNvPr id="0" name=""/>
-                    <pic:cNvPicPr>
-                      <a:picLocks noChangeAspect="1" noChangeArrowheads="1"/>
-                    </pic:cNvPicPr>
-                  </pic:nvPicPr>
-                  <pic:blipFill>
-                    <a:blip r:embed="rId6"/>
-                    <a:srcRect/>
-                    <a:stretch>
-                      <a:fillRect/>
-                    </a:stretch>
-                  </pic:blipFill>
-                  <pic:spPr bwMode="auto">
-                    <a:xfrm>
-                      <a:off x="0" y="0"/>
-                      <a:ext cx="5905500" cy="3238500"/>
-                    </a:xfrm>
-                    <a:prstGeom prst="rect">
-                      <a:avLst/>
-                    </a:prstGeom>
-                  </pic:spPr>
-                </pic:pic>
-              </a:graphicData>
-            </a:graphic>
-          </wp:inline>
-        </w:drawing>
-      </w:r>
-    </w:p>
-    <w:p>
-      <w:pPr>
-        <w:spacing w:before="60" w:after="240"/>
-        <w:jc w:val="center"/>
-        <w:rPr>
-          <w:lang w:val="en-US"/>
-        </w:rPr>
-      </w:pPr>
-      <w:r>
-        <w:rPr>
-          <w:i/>
-          <w:iCs/>
-          <w:color w:val="555555"/>
-          <w:sz w:val="19"/>
-          <w:szCs w:val="19"/>
-          <w:lang w:val="en-US"/>
-        </w:rPr>
-        <w:t>Figure 2 — Left: optimal path cost per scenario (A* = BFS). Right: A* node reduction expressed as a percentage.</w:t>
-      </w:r>
-    </w:p>
-    <w:p>
-      <w:pPr>
-        <w:rPr>
-          <w:lang w:val="en-US"/>
-        </w:rPr>
-      </w:pPr>
-      <w:r>
-        <w:rPr>
-          <w:lang w:val="en-US"/>
-        </w:rPr>
-        <w:br w:type="page"/>
-      </w:r>
-    </w:p>
-    <w:p>
-      <w:pPr>
-        <w:pStyle w:val="Heading2"/>
-        <w:rPr>
-          <w:lang w:val="en-US"/>
-        </w:rPr>
-      </w:pPr>
-      <w:r>
-        <w:rPr>
-          <w:color w:val="000000"/>
-          <w:lang w:val="en-US"/>
-        </w:rPr>
-        <w:lastRenderedPageBreak/>
-        <w:t>5.4  Grid Visualizations — A* Search</w:t>
-      </w:r>
-    </w:p>
-    <w:p>
-      <w:pPr>
-        <w:spacing w:after="160"/>
-        <w:rPr>
-          <w:lang w:val="en-US"/>
-        </w:rPr>
-      </w:pPr>
-      <w:r>
-        <w:rPr>
-          <w:lang w:val="en-US"/>
-        </w:rPr>
-        <w:t>Figure 3 shows the four benchmark grids after running A*. Dark indigo cells are the explored frontier; yellow cells trace the optimal path returned to the caller. The start cell is green, the goal is red, and obstacles are dark grey.</w:t>
-      </w:r>
-    </w:p>
-    <w:p>
-      <w:pPr>
-        <w:spacing w:after="80"/>
-        <w:rPr>
-          <w:lang w:val="en-US"/>
-        </w:rPr>
-      </w:pPr>
-    </w:p>
-    <w:p>
-      <w:pPr>
-        <w:spacing w:before="120" w:after="80"/>
-        <w:jc w:val="center"/>
-      </w:pPr>
-      <w:r>
-        <w:rPr>
-          <w:noProof/>
-        </w:rPr>
-        <w:drawing>
-          <wp:inline distT="0" distB="0" distL="0" distR="0" wp14:anchorId="3AED8A27" wp14:editId="45D9C3D3">
-            <wp:extent cx="5905500" cy="5429250"/>
-            <wp:effectExtent l="0" t="0" r="0" b="0"/>
-            <wp:docPr id="1128476222" name="Picture 1128476222"/>
             <wp:cNvGraphicFramePr>
               <a:graphicFrameLocks xmlns:a="http://schemas.openxmlformats.org/drawingml/2006/main" noChangeAspect="1"/>
             </wp:cNvGraphicFramePr>
@@ -4418,7 +4470,7 @@
                   <pic:spPr bwMode="auto">
                     <a:xfrm>
                       <a:off x="0" y="0"/>
-                      <a:ext cx="5905500" cy="5429250"/>
+                      <a:ext cx="5905500" cy="3238500"/>
                     </a:xfrm>
                     <a:prstGeom prst="rect">
                       <a:avLst/>
@@ -4448,37 +4500,16 @@
           <w:szCs w:val="19"/>
           <w:lang w:val="en-US"/>
         </w:rPr>
-        <w:t>Figure 3 — A* exploration (dark indigo) and optimal path (yellow) across all four benchmark scenarios.</w:t>
-      </w:r>
-    </w:p>
-    <w:p>
-      <w:pPr>
-        <w:rPr>
-          <w:lang w:val="en-US"/>
-        </w:rPr>
-      </w:pPr>
-      <w:r>
-        <w:rPr>
-          <w:lang w:val="en-US"/>
-        </w:rPr>
-        <w:br w:type="page"/>
-      </w:r>
-    </w:p>
-    <w:p>
-      <w:pPr>
-        <w:pStyle w:val="Heading2"/>
-        <w:rPr>
-          <w:lang w:val="en-US"/>
-        </w:rPr>
-      </w:pPr>
-      <w:r>
-        <w:rPr>
-          <w:color w:val="000000"/>
-          <w:lang w:val="en-US"/>
-        </w:rPr>
-        <w:lastRenderedPageBreak/>
-        <w:t>5.5  Grid Visualizations — BFS Search</w:t>
-      </w:r>
+        <w:t>Figure 1 — Nodes Explored: A* vs BFS. Yellow annotations show A*'s percentage reduction in explored nodes.</w:t>
+      </w:r>
+    </w:p>
+    <w:p>
+      <w:pPr>
+        <w:spacing w:after="80"/>
+        <w:rPr>
+          <w:lang w:val="en-US"/>
+        </w:rPr>
+      </w:pPr>
     </w:p>
     <w:p>
       <w:pPr>
@@ -4491,7 +4522,7 @@
         <w:rPr>
           <w:lang w:val="en-US"/>
         </w:rPr>
-        <w:t>Figure 4 shows the same four grids after running BFS. The exploration wave (dark blue) is visibly wider than A*'s on the Default and Maze scenarios, illustrating the cost of uninformed search.</w:t>
+        <w:t>Figure 2 (left) confirms that path costs are identical between algorithms across all scenarios — empirical proof of admissibility. Figure 2 (right) summarises the efficiency gain as a percentage, colour-coded by magnitude.</w:t>
       </w:r>
     </w:p>
     <w:p>
@@ -4511,11 +4542,12 @@
         <w:rPr>
           <w:noProof/>
         </w:rPr>
+        <w:lastRenderedPageBreak/>
         <w:drawing>
-          <wp:inline distT="0" distB="0" distL="0" distR="0" wp14:anchorId="4E3A3E55" wp14:editId="2B762410">
-            <wp:extent cx="5905500" cy="5429250"/>
+          <wp:inline distT="0" distB="0" distL="0" distR="0" wp14:anchorId="417E86CC" wp14:editId="2E0618AE">
+            <wp:extent cx="5905500" cy="3238500"/>
             <wp:effectExtent l="0" t="0" r="0" b="0"/>
-            <wp:docPr id="1484853539" name="Picture 1484853539"/>
+            <wp:docPr id="1091272699" name="Picture 1091272699"/>
             <wp:cNvGraphicFramePr>
               <a:graphicFrameLocks xmlns:a="http://schemas.openxmlformats.org/drawingml/2006/main" noChangeAspect="1"/>
             </wp:cNvGraphicFramePr>
@@ -4538,7 +4570,7 @@
                   <pic:spPr bwMode="auto">
                     <a:xfrm>
                       <a:off x="0" y="0"/>
-                      <a:ext cx="5905500" cy="5429250"/>
+                      <a:ext cx="5905500" cy="3238500"/>
                     </a:xfrm>
                     <a:prstGeom prst="rect">
                       <a:avLst/>
@@ -4568,7 +4600,7 @@
           <w:szCs w:val="19"/>
           <w:lang w:val="en-US"/>
         </w:rPr>
-        <w:t>Figure 4 — BFS exploration (dark blue) and optimal path (yellow) across all four benchmark scenarios.</w:t>
+        <w:t>Figure 2 — Left: optimal path cost per scenario (A* = BFS). Right: A* node reduction expressed as a percentage.</w:t>
       </w:r>
     </w:p>
     <w:p>
@@ -4591,13 +4623,22 @@
           <w:lang w:val="en-US"/>
         </w:rPr>
       </w:pPr>
+      <w:proofErr w:type="gramStart"/>
       <w:r>
         <w:rPr>
           <w:color w:val="000000"/>
           <w:lang w:val="en-US"/>
         </w:rPr>
         <w:lastRenderedPageBreak/>
-        <w:t>5.6  Side-by-Side: Hard Maze (25×25)</w:t>
+        <w:t>5.4  Grid</w:t>
+      </w:r>
+      <w:proofErr w:type="gramEnd"/>
+      <w:r>
+        <w:rPr>
+          <w:color w:val="000000"/>
+          <w:lang w:val="en-US"/>
+        </w:rPr>
+        <w:t xml:space="preserve"> Visualizations — A* Search</w:t>
       </w:r>
     </w:p>
     <w:p>
@@ -4611,7 +4652,7 @@
         <w:rPr>
           <w:lang w:val="en-US"/>
         </w:rPr>
-        <w:t>Figure 5 places A* and BFS side by side on the most demanding scenario. The difference in frontier shape is clearly visible: A* concentrates exploration along the corridor toward the goal, while BFS floods a larger region uniformly.</w:t>
+        <w:t>Figure 3 shows the four benchmark grids after running A*. Dark indigo cells are the explored frontier; yellow cells trace the optimal path returned to the caller. The start cell is green, the goal is red, and obstacles are dark grey.</w:t>
       </w:r>
     </w:p>
     <w:p>
@@ -4632,10 +4673,10 @@
           <w:noProof/>
         </w:rPr>
         <w:drawing>
-          <wp:inline distT="0" distB="0" distL="0" distR="0" wp14:anchorId="6E5243D7" wp14:editId="65017AA0">
-            <wp:extent cx="5905500" cy="3143250"/>
+          <wp:inline distT="0" distB="0" distL="0" distR="0" wp14:anchorId="3AED8A27" wp14:editId="45D9C3D3">
+            <wp:extent cx="5905500" cy="5429250"/>
             <wp:effectExtent l="0" t="0" r="0" b="0"/>
-            <wp:docPr id="519669282" name="Picture 519669282"/>
+            <wp:docPr id="1128476222" name="Picture 1128476222"/>
             <wp:cNvGraphicFramePr>
               <a:graphicFrameLocks xmlns:a="http://schemas.openxmlformats.org/drawingml/2006/main" noChangeAspect="1"/>
             </wp:cNvGraphicFramePr>
@@ -4658,6 +4699,264 @@
                   <pic:spPr bwMode="auto">
                     <a:xfrm>
                       <a:off x="0" y="0"/>
+                      <a:ext cx="5905500" cy="5429250"/>
+                    </a:xfrm>
+                    <a:prstGeom prst="rect">
+                      <a:avLst/>
+                    </a:prstGeom>
+                  </pic:spPr>
+                </pic:pic>
+              </a:graphicData>
+            </a:graphic>
+          </wp:inline>
+        </w:drawing>
+      </w:r>
+    </w:p>
+    <w:p>
+      <w:pPr>
+        <w:spacing w:before="60" w:after="240"/>
+        <w:jc w:val="center"/>
+        <w:rPr>
+          <w:lang w:val="en-US"/>
+        </w:rPr>
+      </w:pPr>
+      <w:r>
+        <w:rPr>
+          <w:i/>
+          <w:iCs/>
+          <w:color w:val="555555"/>
+          <w:sz w:val="19"/>
+          <w:szCs w:val="19"/>
+          <w:lang w:val="en-US"/>
+        </w:rPr>
+        <w:t>Figure 3 — A* exploration (dark indigo) and optimal path (yellow) across all four benchmark scenarios.</w:t>
+      </w:r>
+    </w:p>
+    <w:p>
+      <w:pPr>
+        <w:rPr>
+          <w:lang w:val="en-US"/>
+        </w:rPr>
+      </w:pPr>
+      <w:r>
+        <w:rPr>
+          <w:lang w:val="en-US"/>
+        </w:rPr>
+        <w:br w:type="page"/>
+      </w:r>
+    </w:p>
+    <w:p>
+      <w:pPr>
+        <w:pStyle w:val="Heading2"/>
+        <w:rPr>
+          <w:lang w:val="en-US"/>
+        </w:rPr>
+      </w:pPr>
+      <w:proofErr w:type="gramStart"/>
+      <w:r>
+        <w:rPr>
+          <w:color w:val="000000"/>
+          <w:lang w:val="en-US"/>
+        </w:rPr>
+        <w:lastRenderedPageBreak/>
+        <w:t>5.5  Grid</w:t>
+      </w:r>
+      <w:proofErr w:type="gramEnd"/>
+      <w:r>
+        <w:rPr>
+          <w:color w:val="000000"/>
+          <w:lang w:val="en-US"/>
+        </w:rPr>
+        <w:t xml:space="preserve"> Visualizations — BFS Search</w:t>
+      </w:r>
+    </w:p>
+    <w:p>
+      <w:pPr>
+        <w:spacing w:after="160"/>
+        <w:rPr>
+          <w:lang w:val="en-US"/>
+        </w:rPr>
+      </w:pPr>
+      <w:r>
+        <w:rPr>
+          <w:lang w:val="en-US"/>
+        </w:rPr>
+        <w:t>Figure 4 shows the same four grids after running BFS. The exploration wave (dark blue) is visibly wider than A*'s on the Default and Maze scenarios, illustrating the cost of uninformed search.</w:t>
+      </w:r>
+    </w:p>
+    <w:p>
+      <w:pPr>
+        <w:spacing w:after="80"/>
+        <w:rPr>
+          <w:lang w:val="en-US"/>
+        </w:rPr>
+      </w:pPr>
+    </w:p>
+    <w:p>
+      <w:pPr>
+        <w:spacing w:before="120" w:after="80"/>
+        <w:jc w:val="center"/>
+      </w:pPr>
+      <w:r>
+        <w:rPr>
+          <w:noProof/>
+        </w:rPr>
+        <w:drawing>
+          <wp:inline distT="0" distB="0" distL="0" distR="0" wp14:anchorId="4E3A3E55" wp14:editId="2B762410">
+            <wp:extent cx="5905500" cy="5429250"/>
+            <wp:effectExtent l="0" t="0" r="0" b="0"/>
+            <wp:docPr id="1484853539" name="Picture 1484853539"/>
+            <wp:cNvGraphicFramePr>
+              <a:graphicFrameLocks xmlns:a="http://schemas.openxmlformats.org/drawingml/2006/main" noChangeAspect="1"/>
+            </wp:cNvGraphicFramePr>
+            <a:graphic xmlns:a="http://schemas.openxmlformats.org/drawingml/2006/main">
+              <a:graphicData uri="http://schemas.openxmlformats.org/drawingml/2006/picture">
+                <pic:pic xmlns:pic="http://schemas.openxmlformats.org/drawingml/2006/picture">
+                  <pic:nvPicPr>
+                    <pic:cNvPr id="0" name=""/>
+                    <pic:cNvPicPr>
+                      <a:picLocks noChangeAspect="1" noChangeArrowheads="1"/>
+                    </pic:cNvPicPr>
+                  </pic:nvPicPr>
+                  <pic:blipFill>
+                    <a:blip r:embed="rId10"/>
+                    <a:srcRect/>
+                    <a:stretch>
+                      <a:fillRect/>
+                    </a:stretch>
+                  </pic:blipFill>
+                  <pic:spPr bwMode="auto">
+                    <a:xfrm>
+                      <a:off x="0" y="0"/>
+                      <a:ext cx="5905500" cy="5429250"/>
+                    </a:xfrm>
+                    <a:prstGeom prst="rect">
+                      <a:avLst/>
+                    </a:prstGeom>
+                  </pic:spPr>
+                </pic:pic>
+              </a:graphicData>
+            </a:graphic>
+          </wp:inline>
+        </w:drawing>
+      </w:r>
+    </w:p>
+    <w:p>
+      <w:pPr>
+        <w:spacing w:before="60" w:after="240"/>
+        <w:jc w:val="center"/>
+        <w:rPr>
+          <w:lang w:val="en-US"/>
+        </w:rPr>
+      </w:pPr>
+      <w:r>
+        <w:rPr>
+          <w:i/>
+          <w:iCs/>
+          <w:color w:val="555555"/>
+          <w:sz w:val="19"/>
+          <w:szCs w:val="19"/>
+          <w:lang w:val="en-US"/>
+        </w:rPr>
+        <w:t>Figure 4 — BFS exploration (dark blue) and optimal path (yellow) across all four benchmark scenarios.</w:t>
+      </w:r>
+    </w:p>
+    <w:p>
+      <w:pPr>
+        <w:rPr>
+          <w:lang w:val="en-US"/>
+        </w:rPr>
+      </w:pPr>
+      <w:r>
+        <w:rPr>
+          <w:lang w:val="en-US"/>
+        </w:rPr>
+        <w:br w:type="page"/>
+      </w:r>
+    </w:p>
+    <w:p>
+      <w:pPr>
+        <w:pStyle w:val="Heading2"/>
+        <w:rPr>
+          <w:lang w:val="en-US"/>
+        </w:rPr>
+      </w:pPr>
+      <w:proofErr w:type="gramStart"/>
+      <w:r>
+        <w:rPr>
+          <w:color w:val="000000"/>
+          <w:lang w:val="en-US"/>
+        </w:rPr>
+        <w:lastRenderedPageBreak/>
+        <w:t>5.6  Side</w:t>
+      </w:r>
+      <w:proofErr w:type="gramEnd"/>
+      <w:r>
+        <w:rPr>
+          <w:color w:val="000000"/>
+          <w:lang w:val="en-US"/>
+        </w:rPr>
+        <w:t>-by-Side: Hard Maze (25×25)</w:t>
+      </w:r>
+    </w:p>
+    <w:p>
+      <w:pPr>
+        <w:spacing w:after="160"/>
+        <w:rPr>
+          <w:lang w:val="en-US"/>
+        </w:rPr>
+      </w:pPr>
+      <w:r>
+        <w:rPr>
+          <w:lang w:val="en-US"/>
+        </w:rPr>
+        <w:t>Figure 5 places A* and BFS side by side on the most demanding scenario. The difference in frontier shape is clearly visible: A* concentrates exploration along the corridor toward the goal, while BFS floods a larger region uniformly.</w:t>
+      </w:r>
+    </w:p>
+    <w:p>
+      <w:pPr>
+        <w:spacing w:after="80"/>
+        <w:rPr>
+          <w:lang w:val="en-US"/>
+        </w:rPr>
+      </w:pPr>
+    </w:p>
+    <w:p>
+      <w:pPr>
+        <w:spacing w:before="120" w:after="80"/>
+        <w:jc w:val="center"/>
+      </w:pPr>
+      <w:r>
+        <w:rPr>
+          <w:noProof/>
+        </w:rPr>
+        <w:drawing>
+          <wp:inline distT="0" distB="0" distL="0" distR="0" wp14:anchorId="6E5243D7" wp14:editId="65017AA0">
+            <wp:extent cx="5905500" cy="3143250"/>
+            <wp:effectExtent l="0" t="0" r="0" b="0"/>
+            <wp:docPr id="519669282" name="Picture 519669282"/>
+            <wp:cNvGraphicFramePr>
+              <a:graphicFrameLocks xmlns:a="http://schemas.openxmlformats.org/drawingml/2006/main" noChangeAspect="1"/>
+            </wp:cNvGraphicFramePr>
+            <a:graphic xmlns:a="http://schemas.openxmlformats.org/drawingml/2006/main">
+              <a:graphicData uri="http://schemas.openxmlformats.org/drawingml/2006/picture">
+                <pic:pic xmlns:pic="http://schemas.openxmlformats.org/drawingml/2006/picture">
+                  <pic:nvPicPr>
+                    <pic:cNvPr id="0" name=""/>
+                    <pic:cNvPicPr>
+                      <a:picLocks noChangeAspect="1" noChangeArrowheads="1"/>
+                    </pic:cNvPicPr>
+                  </pic:nvPicPr>
+                  <pic:blipFill>
+                    <a:blip r:embed="rId11"/>
+                    <a:srcRect/>
+                    <a:stretch>
+                      <a:fillRect/>
+                    </a:stretch>
+                  </pic:blipFill>
+                  <pic:spPr bwMode="auto">
+                    <a:xfrm>
+                      <a:off x="0" y="0"/>
                       <a:ext cx="5905500" cy="3143250"/>
                     </a:xfrm>
                     <a:prstGeom prst="rect">
@@ -4706,6 +5005,7 @@
           <w:lang w:val="en-US"/>
         </w:rPr>
       </w:pPr>
+      <w:proofErr w:type="gramStart"/>
       <w:r>
         <w:rPr>
           <w:color w:val="000000"/>
@@ -4713,6 +5013,7 @@
         </w:rPr>
         <w:t>5.7  Interpretation</w:t>
       </w:r>
+      <w:proofErr w:type="gramEnd"/>
     </w:p>
     <w:p>
       <w:pPr>
@@ -5000,7 +5301,21 @@
         <w:rPr>
           <w:lang w:val="en-US"/>
         </w:rPr>
-        <w:t>Memory usage: A* stores all generated nodes simultaneously. On very large grids, memory-bounded variants like IDA* would address this.</w:t>
+        <w:t>Memory usage: A* stores all generated nodes simultaneously. On very large grids, memory-</w:t>
+      </w:r>
+      <w:proofErr w:type="gramStart"/>
+      <w:r>
+        <w:rPr>
+          <w:lang w:val="en-US"/>
+        </w:rPr>
+        <w:t>bounded</w:t>
+      </w:r>
+      <w:proofErr w:type="gramEnd"/>
+      <w:r>
+        <w:rPr>
+          <w:lang w:val="en-US"/>
+        </w:rPr>
+        <w:t xml:space="preserve"> variants like IDA* would address this.</w:t>
       </w:r>
     </w:p>
     <w:p>
@@ -5109,12 +5424,6 @@
         <w:gridCol w:w="4480"/>
       </w:tblGrid>
       <w:tr>
-        <w:tblPrEx>
-          <w:tblCellMar>
-            <w:top w:w="0" w:type="dxa"/>
-            <w:bottom w:w="0" w:type="dxa"/>
-          </w:tblCellMar>
-        </w:tblPrEx>
         <w:tc>
           <w:tcPr>
             <w:tcW w:w="1800" w:type="dxa"/>
@@ -5219,12 +5528,6 @@
         </w:tc>
       </w:tr>
       <w:tr>
-        <w:tblPrEx>
-          <w:tblCellMar>
-            <w:top w:w="0" w:type="dxa"/>
-            <w:bottom w:w="0" w:type="dxa"/>
-          </w:tblCellMar>
-        </w:tblPrEx>
         <w:tc>
           <w:tcPr>
             <w:tcW w:w="1800" w:type="dxa"/>
@@ -5325,12 +5628,6 @@
         </w:tc>
       </w:tr>
       <w:tr>
-        <w:tblPrEx>
-          <w:tblCellMar>
-            <w:top w:w="0" w:type="dxa"/>
-            <w:bottom w:w="0" w:type="dxa"/>
-          </w:tblCellMar>
-        </w:tblPrEx>
         <w:tc>
           <w:tcPr>
             <w:tcW w:w="1800" w:type="dxa"/>
@@ -5392,7 +5689,27 @@
                 <w:szCs w:val="20"/>
                 <w:lang w:val="en-US"/>
               </w:rPr>
-              <w:t>No is_obstacle() method. Tests had no clean way to query individual cells.</w:t>
+              <w:t>No is_</w:t>
+            </w:r>
+            <w:proofErr w:type="gramStart"/>
+            <w:r>
+              <w:rPr>
+                <w:color w:val="000000"/>
+                <w:sz w:val="20"/>
+                <w:szCs w:val="20"/>
+                <w:lang w:val="en-US"/>
+              </w:rPr>
+              <w:t>obstacle(</w:t>
+            </w:r>
+            <w:proofErr w:type="gramEnd"/>
+            <w:r>
+              <w:rPr>
+                <w:color w:val="000000"/>
+                <w:sz w:val="20"/>
+                <w:szCs w:val="20"/>
+                <w:lang w:val="en-US"/>
+              </w:rPr>
+              <w:t>) method. Tests had no clean way to query individual cells.</w:t>
             </w:r>
           </w:p>
         </w:tc>
@@ -5426,18 +5743,32 @@
                 <w:szCs w:val="20"/>
                 <w:lang w:val="en-US"/>
               </w:rPr>
-              <w:t>Added is_obstacle(state) → bool as a named query, matching the is_valid() pattern.</w:t>
+              <w:t>Added is_obstacle(state) → bool as a named query, matching the is_</w:t>
+            </w:r>
+            <w:proofErr w:type="gramStart"/>
+            <w:r>
+              <w:rPr>
+                <w:color w:val="000000"/>
+                <w:sz w:val="20"/>
+                <w:szCs w:val="20"/>
+                <w:lang w:val="en-US"/>
+              </w:rPr>
+              <w:t>valid(</w:t>
+            </w:r>
+            <w:proofErr w:type="gramEnd"/>
+            <w:r>
+              <w:rPr>
+                <w:color w:val="000000"/>
+                <w:sz w:val="20"/>
+                <w:szCs w:val="20"/>
+                <w:lang w:val="en-US"/>
+              </w:rPr>
+              <w:t>) pattern.</w:t>
             </w:r>
           </w:p>
         </w:tc>
       </w:tr>
       <w:tr>
-        <w:tblPrEx>
-          <w:tblCellMar>
-            <w:top w:w="0" w:type="dxa"/>
-            <w:bottom w:w="0" w:type="dxa"/>
-          </w:tblCellMar>
-        </w:tblPrEx>
         <w:tc>
           <w:tcPr>
             <w:tcW w:w="1800" w:type="dxa"/>
@@ -5570,7 +5901,27 @@
                 <w:szCs w:val="20"/>
                 <w:lang w:val="en-US"/>
               </w:rPr>
-              <w:t xml:space="preserve">Extracted as module-level euclidean_distance() with full admissibility proof in docstring. </w:t>
+              <w:t>Extracted as module-level euclidean_</w:t>
+            </w:r>
+            <w:proofErr w:type="gramStart"/>
+            <w:r>
+              <w:rPr>
+                <w:color w:val="000000"/>
+                <w:sz w:val="20"/>
+                <w:szCs w:val="20"/>
+                <w:lang w:val="en-US"/>
+              </w:rPr>
+              <w:t>distance(</w:t>
+            </w:r>
+            <w:proofErr w:type="gramEnd"/>
+            <w:r>
+              <w:rPr>
+                <w:color w:val="000000"/>
+                <w:sz w:val="20"/>
+                <w:szCs w:val="20"/>
+                <w:lang w:val="en-US"/>
+              </w:rPr>
+              <w:t xml:space="preserve">) with full admissibility proof in docstring. </w:t>
             </w:r>
             <w:r>
               <w:rPr>
@@ -5587,7 +5938,16 @@
                 <w:sz w:val="20"/>
                 <w:szCs w:val="20"/>
               </w:rPr>
-              <w:t>manhattan_distance</w:t>
+              <w:t>manhattan_</w:t>
+            </w:r>
+            <w:proofErr w:type="gramStart"/>
+            <w:r>
+              <w:rPr>
+                <w:color w:val="000000"/>
+                <w:sz w:val="20"/>
+                <w:szCs w:val="20"/>
+              </w:rPr>
+              <w:t>distance</w:t>
             </w:r>
             <w:proofErr w:type="spellEnd"/>
             <w:r>
@@ -5596,7 +5956,16 @@
                 <w:sz w:val="20"/>
                 <w:szCs w:val="20"/>
               </w:rPr>
-              <w:t xml:space="preserve">() as </w:t>
+              <w:t>(</w:t>
+            </w:r>
+            <w:proofErr w:type="gramEnd"/>
+            <w:r>
+              <w:rPr>
+                <w:color w:val="000000"/>
+                <w:sz w:val="20"/>
+                <w:szCs w:val="20"/>
+              </w:rPr>
+              <w:t xml:space="preserve">) as </w:t>
             </w:r>
             <w:proofErr w:type="spellStart"/>
             <w:r>
@@ -5620,12 +5989,6 @@
         </w:tc>
       </w:tr>
       <w:tr>
-        <w:tblPrEx>
-          <w:tblCellMar>
-            <w:top w:w="0" w:type="dxa"/>
-            <w:bottom w:w="0" w:type="dxa"/>
-          </w:tblCellMar>
-        </w:tblPrEx>
         <w:tc>
           <w:tcPr>
             <w:tcW w:w="1800" w:type="dxa"/>
@@ -5726,12 +6089,6 @@
         </w:tc>
       </w:tr>
       <w:tr>
-        <w:tblPrEx>
-          <w:tblCellMar>
-            <w:top w:w="0" w:type="dxa"/>
-            <w:bottom w:w="0" w:type="dxa"/>
-          </w:tblCellMar>
-        </w:tblPrEx>
         <w:tc>
           <w:tcPr>
             <w:tcW w:w="1800" w:type="dxa"/>
@@ -5994,12 +6351,6 @@
         </w:tc>
       </w:tr>
       <w:tr>
-        <w:tblPrEx>
-          <w:tblCellMar>
-            <w:top w:w="0" w:type="dxa"/>
-            <w:bottom w:w="0" w:type="dxa"/>
-          </w:tblCellMar>
-        </w:tblPrEx>
         <w:tc>
           <w:tcPr>
             <w:tcW w:w="1800" w:type="dxa"/>
@@ -6089,26 +6440,70 @@
                 <w:szCs w:val="20"/>
                 <w:lang w:val="en-US"/>
               </w:rPr>
-              <w:t xml:space="preserve">Test suite updated to match new module-level names. Added tests for is_obstacle(), diagonal successors, euclidean_distance(). </w:t>
-            </w:r>
-            <w:r>
-              <w:rPr>
-                <w:color w:val="000000"/>
-                <w:sz w:val="20"/>
-                <w:szCs w:val="20"/>
-              </w:rPr>
-              <w:t>Total: 27 tests, all passing.</w:t>
+              <w:t>Test suite updated to match new module-level names. Added tests for is_</w:t>
+            </w:r>
+            <w:proofErr w:type="gramStart"/>
+            <w:r>
+              <w:rPr>
+                <w:color w:val="000000"/>
+                <w:sz w:val="20"/>
+                <w:szCs w:val="20"/>
+                <w:lang w:val="en-US"/>
+              </w:rPr>
+              <w:t>obstacle(</w:t>
+            </w:r>
+            <w:proofErr w:type="gramEnd"/>
+            <w:r>
+              <w:rPr>
+                <w:color w:val="000000"/>
+                <w:sz w:val="20"/>
+                <w:szCs w:val="20"/>
+                <w:lang w:val="en-US"/>
+              </w:rPr>
+              <w:t>), diagonal successors, euclidean_</w:t>
+            </w:r>
+            <w:proofErr w:type="gramStart"/>
+            <w:r>
+              <w:rPr>
+                <w:color w:val="000000"/>
+                <w:sz w:val="20"/>
+                <w:szCs w:val="20"/>
+                <w:lang w:val="en-US"/>
+              </w:rPr>
+              <w:t>distance(</w:t>
+            </w:r>
+            <w:proofErr w:type="gramEnd"/>
+            <w:r>
+              <w:rPr>
+                <w:color w:val="000000"/>
+                <w:sz w:val="20"/>
+                <w:szCs w:val="20"/>
+                <w:lang w:val="en-US"/>
+              </w:rPr>
+              <w:t xml:space="preserve">). </w:t>
+            </w:r>
+            <w:proofErr w:type="gramStart"/>
+            <w:r>
+              <w:rPr>
+                <w:color w:val="000000"/>
+                <w:sz w:val="20"/>
+                <w:szCs w:val="20"/>
+              </w:rPr>
+              <w:t>Total:</w:t>
+            </w:r>
+            <w:proofErr w:type="gramEnd"/>
+            <w:r>
+              <w:rPr>
+                <w:color w:val="000000"/>
+                <w:sz w:val="20"/>
+                <w:szCs w:val="20"/>
+              </w:rPr>
+              <w:t xml:space="preserve"> 27 tests, all passing.</w:t>
             </w:r>
           </w:p>
         </w:tc>
       </w:tr>
       <w:tr>
-        <w:tblPrEx>
-          <w:tblCellMar>
-            <w:top w:w="0" w:type="dxa"/>
-            <w:bottom w:w="0" w:type="dxa"/>
-          </w:tblCellMar>
-        </w:tblPrEx>
         <w:tc>
           <w:tcPr>
             <w:tcW w:w="1800" w:type="dxa"/>
@@ -6293,7 +6688,21 @@
         <w:rPr>
           <w:lang w:val="en-US"/>
         </w:rPr>
-        <w:t>The Hard Maze result is the most instructive: when obstacle density forces A* and BFS into similarly shaped exploration corridors, the heuristic's directional guidance is almost completely nullified. This is a concrete illustration of the theoretical claim that informed search excels in open or semi-open state spaces, but loses its advantage when the topology of the environment dominates the structure of the search frontier.</w:t>
+        <w:t xml:space="preserve">The Hard Maze result is the most instructive: when obstacle density forces A* and BFS into similarly shaped exploration corridors, the heuristic's directional guidance is almost completely nullified. This is a concrete illustration of the theoretical claim that informed search excels in open or semi-open state </w:t>
+      </w:r>
+      <w:proofErr w:type="gramStart"/>
+      <w:r>
+        <w:rPr>
+          <w:lang w:val="en-US"/>
+        </w:rPr>
+        <w:t>spaces, but</w:t>
+      </w:r>
+      <w:proofErr w:type="gramEnd"/>
+      <w:r>
+        <w:rPr>
+          <w:lang w:val="en-US"/>
+        </w:rPr>
+        <w:t xml:space="preserve"> loses its advantage when the topology of the environment dominates the structure of the search frontier.</w:t>
       </w:r>
     </w:p>
     <w:sectPr>
@@ -6304,6 +6713,44 @@
     </w:sectPr>
   </w:body>
 </w:document>
+</file>
+
+<file path=word/endnotes.xml><?xml version="1.0" encoding="utf-8"?>
+<w:endnotes xmlns:wpc="http://schemas.microsoft.com/office/word/2010/wordprocessingCanvas" xmlns:cx="http://schemas.microsoft.com/office/drawing/2014/chartex" xmlns:cx1="http://schemas.microsoft.com/office/drawing/2015/9/8/chartex" xmlns:cx2="http://schemas.microsoft.com/office/drawing/2015/10/21/chartex" xmlns:cx3="http://schemas.microsoft.com/office/drawing/2016/5/9/chartex" xmlns:cx4="http://schemas.microsoft.com/office/drawing/2016/5/10/chartex" xmlns:cx5="http://schemas.microsoft.com/office/drawing/2016/5/11/chartex" xmlns:cx6="http://schemas.microsoft.com/office/drawing/2016/5/12/chartex" xmlns:cx7="http://schemas.microsoft.com/office/drawing/2016/5/13/chartex" xmlns:cx8="http://schemas.microsoft.com/office/drawing/2016/5/14/chartex" xmlns:mc="http://schemas.openxmlformats.org/markup-compatibility/2006" xmlns:aink="http://schemas.microsoft.com/office/drawing/2016/ink" xmlns:am3d="http://schemas.microsoft.com/office/drawing/2017/model3d" xmlns:o="urn:schemas-microsoft-com:office:office" xmlns:oel="http://schemas.microsoft.com/office/2019/extlst" xmlns:r="http://schemas.openxmlformats.org/officeDocument/2006/relationships" xmlns:m="http://schemas.openxmlformats.org/officeDocument/2006/math" xmlns:v="urn:schemas-microsoft-com:vml" xmlns:wp14="http://schemas.microsoft.com/office/word/2010/wordprocessingDrawing" xmlns:wp="http://schemas.openxmlformats.org/drawingml/2006/wordprocessingDrawing" xmlns:w10="urn:schemas-microsoft-com:office:word" xmlns:w="http://schemas.openxmlformats.org/wordprocessingml/2006/main" xmlns:w14="http://schemas.microsoft.com/office/word/2010/wordml" xmlns:w15="http://schemas.microsoft.com/office/word/2012/wordml" xmlns:w16cex="http://schemas.microsoft.com/office/word/2018/wordml/cex" xmlns:w16cid="http://schemas.microsoft.com/office/word/2016/wordml/cid" xmlns:w16="http://schemas.microsoft.com/office/word/2018/wordml" xmlns:w16du="http://schemas.microsoft.com/office/word/2023/wordml/word16du" xmlns:w16sdtdh="http://schemas.microsoft.com/office/word/2020/wordml/sdtdatahash" xmlns:w16sdtfl="http://schemas.microsoft.com/office/word/2024/wordml/sdtformatlock" xmlns:w16se="http://schemas.microsoft.com/office/word/2015/wordml/symex" xmlns:wpg="http://schemas.microsoft.com/office/word/2010/wordprocessingGroup" xmlns:wpi="http://schemas.microsoft.com/office/word/2010/wordprocessingInk" xmlns:wne="http://schemas.microsoft.com/office/word/2006/wordml" xmlns:wps="http://schemas.microsoft.com/office/word/2010/wordprocessingShape" mc:Ignorable="w14 w15 w16se w16cid w16 w16cex w16sdtdh w16sdtfl w16du wp14">
+  <w:endnote w:type="separator" w:id="-1">
+    <w:p>
+      <w:r>
+        <w:separator/>
+      </w:r>
+    </w:p>
+  </w:endnote>
+  <w:endnote w:type="continuationSeparator" w:id="0">
+    <w:p>
+      <w:r>
+        <w:continuationSeparator/>
+      </w:r>
+    </w:p>
+  </w:endnote>
+</w:endnotes>
+</file>
+
+<file path=word/footnotes.xml><?xml version="1.0" encoding="utf-8"?>
+<w:footnotes xmlns:wpc="http://schemas.microsoft.com/office/word/2010/wordprocessingCanvas" xmlns:cx="http://schemas.microsoft.com/office/drawing/2014/chartex" xmlns:cx1="http://schemas.microsoft.com/office/drawing/2015/9/8/chartex" xmlns:cx2="http://schemas.microsoft.com/office/drawing/2015/10/21/chartex" xmlns:cx3="http://schemas.microsoft.com/office/drawing/2016/5/9/chartex" xmlns:cx4="http://schemas.microsoft.com/office/drawing/2016/5/10/chartex" xmlns:cx5="http://schemas.microsoft.com/office/drawing/2016/5/11/chartex" xmlns:cx6="http://schemas.microsoft.com/office/drawing/2016/5/12/chartex" xmlns:cx7="http://schemas.microsoft.com/office/drawing/2016/5/13/chartex" xmlns:cx8="http://schemas.microsoft.com/office/drawing/2016/5/14/chartex" xmlns:mc="http://schemas.openxmlformats.org/markup-compatibility/2006" xmlns:aink="http://schemas.microsoft.com/office/drawing/2016/ink" xmlns:am3d="http://schemas.microsoft.com/office/drawing/2017/model3d" xmlns:o="urn:schemas-microsoft-com:office:office" xmlns:oel="http://schemas.microsoft.com/office/2019/extlst" xmlns:r="http://schemas.openxmlformats.org/officeDocument/2006/relationships" xmlns:m="http://schemas.openxmlformats.org/officeDocument/2006/math" xmlns:v="urn:schemas-microsoft-com:vml" xmlns:wp14="http://schemas.microsoft.com/office/word/2010/wordprocessingDrawing" xmlns:wp="http://schemas.openxmlformats.org/drawingml/2006/wordprocessingDrawing" xmlns:w10="urn:schemas-microsoft-com:office:word" xmlns:w="http://schemas.openxmlformats.org/wordprocessingml/2006/main" xmlns:w14="http://schemas.microsoft.com/office/word/2010/wordml" xmlns:w15="http://schemas.microsoft.com/office/word/2012/wordml" xmlns:w16cex="http://schemas.microsoft.com/office/word/2018/wordml/cex" xmlns:w16cid="http://schemas.microsoft.com/office/word/2016/wordml/cid" xmlns:w16="http://schemas.microsoft.com/office/word/2018/wordml" xmlns:w16du="http://schemas.microsoft.com/office/word/2023/wordml/word16du" xmlns:w16sdtdh="http://schemas.microsoft.com/office/word/2020/wordml/sdtdatahash" xmlns:w16sdtfl="http://schemas.microsoft.com/office/word/2024/wordml/sdtformatlock" xmlns:w16se="http://schemas.microsoft.com/office/word/2015/wordml/symex" xmlns:wpg="http://schemas.microsoft.com/office/word/2010/wordprocessingGroup" xmlns:wpi="http://schemas.microsoft.com/office/word/2010/wordprocessingInk" xmlns:wne="http://schemas.microsoft.com/office/word/2006/wordml" xmlns:wps="http://schemas.microsoft.com/office/word/2010/wordprocessingShape" mc:Ignorable="w14 w15 w16se w16cid w16 w16cex w16sdtdh w16sdtfl w16du wp14">
+  <w:footnote w:type="separator" w:id="-1">
+    <w:p>
+      <w:r>
+        <w:separator/>
+      </w:r>
+    </w:p>
+  </w:footnote>
+  <w:footnote w:type="continuationSeparator" w:id="0">
+    <w:p>
+      <w:r>
+        <w:continuationSeparator/>
+      </w:r>
+    </w:p>
+  </w:footnote>
+</w:footnotes>
 </file>
 
 <file path=word/numbering.xml><?xml version="1.0" encoding="utf-8"?>
@@ -7069,6 +7516,48 @@
       <w:szCs w:val="20"/>
     </w:rPr>
   </w:style>
+  <w:style w:type="paragraph" w:styleId="Header">
+    <w:name w:val="header"/>
+    <w:basedOn w:val="Normal"/>
+    <w:link w:val="HeaderChar"/>
+    <w:uiPriority w:val="99"/>
+    <w:unhideWhenUsed/>
+    <w:rsid w:val="00AB7641"/>
+    <w:pPr>
+      <w:tabs>
+        <w:tab w:val="center" w:pos="4513"/>
+        <w:tab w:val="right" w:pos="9026"/>
+      </w:tabs>
+    </w:pPr>
+  </w:style>
+  <w:style w:type="character" w:customStyle="1" w:styleId="HeaderChar">
+    <w:name w:val="Header Char"/>
+    <w:basedOn w:val="DefaultParagraphFont"/>
+    <w:link w:val="Header"/>
+    <w:uiPriority w:val="99"/>
+    <w:rsid w:val="00AB7641"/>
+  </w:style>
+  <w:style w:type="paragraph" w:styleId="Footer">
+    <w:name w:val="footer"/>
+    <w:basedOn w:val="Normal"/>
+    <w:link w:val="FooterChar"/>
+    <w:uiPriority w:val="99"/>
+    <w:unhideWhenUsed/>
+    <w:rsid w:val="00AB7641"/>
+    <w:pPr>
+      <w:tabs>
+        <w:tab w:val="center" w:pos="4513"/>
+        <w:tab w:val="right" w:pos="9026"/>
+      </w:tabs>
+    </w:pPr>
+  </w:style>
+  <w:style w:type="character" w:customStyle="1" w:styleId="FooterChar">
+    <w:name w:val="Footer Char"/>
+    <w:basedOn w:val="DefaultParagraphFont"/>
+    <w:link w:val="Footer"/>
+    <w:uiPriority w:val="99"/>
+    <w:rsid w:val="00AB7641"/>
+  </w:style>
 </w:styles>
 </file>
 
